--- a/ДЗ3/ДЗ3_отчёт.docx
+++ b/ДЗ3/ДЗ3_отчёт.docx
@@ -163,7 +163,7 @@
           <w:sz w:val="28"/>
           <w:szCs w:val="28"/>
         </w:rPr>
-        <w:t xml:space="preserve"> Тутубалин</w:t>
+        <w:t xml:space="preserve"> Мокшин В. В.</w:t>
       </w:r>
     </w:p>
     <w:p>
